--- a/OCM/outputs/reports/Cases_Management_Report_Completed_tables_filled_final.docx
+++ b/OCM/outputs/reports/Cases_Management_Report_Completed_tables_filled_final.docx
@@ -69,7 +69,7 @@
         </w:rPr>
       </w:r>
       <w:r>
-        <w:t>Source: Source files: OCM_Cases_Last_12-Months.csv, OCM_SLA_Last_12-Months.csv, merged on case number. Derived dataset: Merged_Cases_With_SLA_Formatted.csv. Report generated: 2026-08-03 15:05:39.</w:t>
+        <w:t>Source: Source files: OCM_Cases_Last_12-Months.csv, OCM_SLA_Last_12-Months.csv, merged on case number. Derived dataset: Merged_Cases_With_SLA_Formatted.csv. Report generated: 2026-08-03 15:14:07.</w:t>
       </w:r>
     </w:p>
     <w:tbl>
@@ -433,7 +433,7 @@
             </w:r>
             <w:r/>
             <w:r>
-              <w:t>This report covers 1032 Symphony cases. The data window is 07/07/2025 - 30/07/2026. Demand concentration: highest-volume theme is 'Other' (see Trend Distribution). Primary service metric: median time to resolution is 4 days, 1 hrs, 44 mins, with P90 of 42 days, 23 hrs, 53 mins. Current backlog: 33 unresolved cases; median open age 63 days, 4 hrs, 35 mins, P90 198 days, 15 hrs, 23 mins. Recommended priorities: (1) rapidly create KB articles and automation for high-volume, low-complexity issues; (2) strengthen triage to reduce P90 resolution; (3) remediate recurring environmental/import processes causing operational noise.</w:t>
+              <w:t>This report covers 1032 Symphony cases. The data window is 07/07/2025 - 30/07/2026. Demand concentration: highest-volume theme is 'Other' (see Trend Distribution). Primary service metric: median time to resolution is 4 days, 1 hrs, 44 mins, with P90 of 42 days, 23 hrs, 53 mins. Current backlog: 33 unresolved cases; median open age 63 days, 4 hrs, 43 mins, P90 198 days, 15 hrs, 31 mins. Recommended priorities: (1) rapidly create KB articles and automation for high-volume, low-complexity issues; (2) strengthen triage to reduce P90 resolution; (3) remediate recurring environmental/import processes causing operational noise.</w:t>
             </w:r>
           </w:p>
           <w:p>
@@ -678,7 +678,7 @@
           </w:tcPr>
           <w:p>
             <w:r>
-              <w:t>63 days, 4 hrs, 35 mins</w:t>
+              <w:t>63 days, 4 hrs, 43 mins</w:t>
             </w:r>
           </w:p>
         </w:tc>
@@ -710,7 +710,7 @@
           </w:tcPr>
           <w:p>
             <w:r>
-              <w:t>198 days, 15 hrs, 23 mins</w:t>
+              <w:t>198 days, 15 hrs, 31 mins</w:t>
             </w:r>
           </w:p>
         </w:tc>
